--- a/docs/dist/srs.docx
+++ b/docs/dist/srs.docx
@@ -1099,6 +1099,41 @@
             </w:pPr>
             <w:r>
               <w:t xml:space="preserve">Scope boundary</w:t>
+            </w:r>
+          </w:p>
+        </w:tc>
+      </w:tr>
+      <w:tr>
+        <w:tc>
+          <w:tcPr/>
+          <w:p>
+            <w:pPr>
+              <w:pStyle w:val="Compact"/>
+            </w:pPr>
+            <w:r>
+              <w:t xml:space="preserve">CON-7</w:t>
+            </w:r>
+          </w:p>
+        </w:tc>
+        <w:tc>
+          <w:tcPr/>
+          <w:p>
+            <w:pPr>
+              <w:pStyle w:val="Compact"/>
+            </w:pPr>
+            <w:r>
+              <w:t xml:space="preserve">Single user, with a multi-tenant-capable schema</w:t>
+            </w:r>
+          </w:p>
+        </w:tc>
+        <w:tc>
+          <w:tcPr/>
+          <w:p>
+            <w:pPr>
+              <w:pStyle w:val="Compact"/>
+            </w:pPr>
+            <w:r>
+              <w:t xml:space="preserve">Project decision</w:t>
             </w:r>
           </w:p>
         </w:tc>

--- a/docs/dist/srs.docx
+++ b/docs/dist/srs.docx
@@ -117,7 +117,7 @@
               <w:pStyle w:val="Compact"/>
             </w:pPr>
             <w:r>
-              <w:t xml:space="preserve">0.1</w:t>
+              <w:t xml:space="preserve">0.2</w:t>
             </w:r>
           </w:p>
         </w:tc>
@@ -8903,7 +8903,13 @@
               <w:pStyle w:val="Compact"/>
             </w:pPr>
             <w:r>
-              <w:t xml:space="preserve">Not selected. Blocks schema definition</w:t>
+              <w:rPr>
+                <w:rStyle w:val="VerbatimChar"/>
+              </w:rPr>
+              <w:t xml:space="preserve">embeddinggemma</w:t>
+            </w:r>
+            <w:r>
+              <w:t xml:space="preserve">, 768 dimensions. Selected 2026-09-08</w:t>
             </w:r>
           </w:p>
         </w:tc>
@@ -9389,6 +9395,52 @@
             </w:pPr>
             <w:r>
               <w:t xml:space="preserve">Initial draft</w:t>
+            </w:r>
+          </w:p>
+        </w:tc>
+      </w:tr>
+      <w:tr>
+        <w:tc>
+          <w:tcPr/>
+          <w:p>
+            <w:pPr>
+              <w:pStyle w:val="Compact"/>
+            </w:pPr>
+            <w:r>
+              <w:t xml:space="preserve">0.2</w:t>
+            </w:r>
+          </w:p>
+        </w:tc>
+        <w:tc>
+          <w:tcPr/>
+          <w:p>
+            <w:pPr>
+              <w:pStyle w:val="Compact"/>
+            </w:pPr>
+            <w:r>
+              <w:t xml:space="preserve">2026-09-08</w:t>
+            </w:r>
+          </w:p>
+        </w:tc>
+        <w:tc>
+          <w:tcPr/>
+          <w:p>
+            <w:pPr>
+              <w:pStyle w:val="Compact"/>
+            </w:pPr>
+            <w:r>
+              <w:t xml:space="preserve">Laxmi Poudel</w:t>
+            </w:r>
+          </w:p>
+        </w:tc>
+        <w:tc>
+          <w:tcPr/>
+          <w:p>
+            <w:pPr>
+              <w:pStyle w:val="Compact"/>
+            </w:pPr>
+            <w:r>
+              <w:t xml:space="preserve">CON-7 recorded in the baseline. DEP-5 resolved: embedding model and vector dimension selected</w:t>
             </w:r>
           </w:p>
         </w:tc>

--- a/docs/dist/srs.docx
+++ b/docs/dist/srs.docx
@@ -117,7 +117,7 @@
               <w:pStyle w:val="Compact"/>
             </w:pPr>
             <w:r>
-              <w:t xml:space="preserve">0.2</w:t>
+              <w:t xml:space="preserve">0.3</w:t>
             </w:r>
           </w:p>
         </w:tc>
@@ -8798,7 +8798,31 @@
               <w:pStyle w:val="Compact"/>
             </w:pPr>
             <w:r>
-              <w:t xml:space="preserve">Five candidates retrieved</w:t>
+              <w:rPr>
+                <w:rStyle w:val="VerbatimChar"/>
+              </w:rPr>
+              <w:t xml:space="preserve">gemma3:4b</w:t>
+            </w:r>
+            <w:r>
+              <w:t xml:space="preserve"> </w:t>
+            </w:r>
+            <w:r>
+              <w:t xml:space="preserve">for generation,</w:t>
+            </w:r>
+            <w:r>
+              <w:t xml:space="preserve"> </w:t>
+            </w:r>
+            <w:r>
+              <w:rPr>
+                <w:rStyle w:val="VerbatimChar"/>
+              </w:rPr>
+              <w:t xml:space="preserve">embeddinggemma</w:t>
+            </w:r>
+            <w:r>
+              <w:t xml:space="preserve"> </w:t>
+            </w:r>
+            <w:r>
+              <w:t xml:space="preserve">for embedding. Both selected by measurement</w:t>
             </w:r>
           </w:p>
         </w:tc>
@@ -9441,6 +9465,52 @@
             </w:pPr>
             <w:r>
               <w:t xml:space="preserve">CON-7 recorded in the baseline. DEP-5 resolved: embedding model and vector dimension selected</w:t>
+            </w:r>
+          </w:p>
+        </w:tc>
+      </w:tr>
+      <w:tr>
+        <w:tc>
+          <w:tcPr/>
+          <w:p>
+            <w:pPr>
+              <w:pStyle w:val="Compact"/>
+            </w:pPr>
+            <w:r>
+              <w:t xml:space="preserve">0.3</w:t>
+            </w:r>
+          </w:p>
+        </w:tc>
+        <w:tc>
+          <w:tcPr/>
+          <w:p>
+            <w:pPr>
+              <w:pStyle w:val="Compact"/>
+            </w:pPr>
+            <w:r>
+              <w:t xml:space="preserve">2026-09-08</w:t>
+            </w:r>
+          </w:p>
+        </w:tc>
+        <w:tc>
+          <w:tcPr/>
+          <w:p>
+            <w:pPr>
+              <w:pStyle w:val="Compact"/>
+            </w:pPr>
+            <w:r>
+              <w:t xml:space="preserve">Laxmi Poudel</w:t>
+            </w:r>
+          </w:p>
+        </w:tc>
+        <w:tc>
+          <w:tcPr/>
+          <w:p>
+            <w:pPr>
+              <w:pStyle w:val="Compact"/>
+            </w:pPr>
+            <w:r>
+              <w:t xml:space="preserve">DEP-2 resolved: generation and embedding models selected by measurement</w:t>
             </w:r>
           </w:p>
         </w:tc>

--- a/docs/dist/srs.docx
+++ b/docs/dist/srs.docx
@@ -28,7 +28,7 @@
         </w:p>
       </w:sdtContent>
     </w:sdt>
-    <w:bookmarkStart w:id="56" w:name="software-requirements-specification"/>
+    <w:bookmarkStart w:id="57" w:name="software-requirements-specification"/>
     <w:p>
       <w:pPr>
         <w:pStyle w:val="Heading1"/>
@@ -117,7 +117,7 @@
               <w:pStyle w:val="Compact"/>
             </w:pPr>
             <w:r>
-              <w:t xml:space="preserve">0.3</w:t>
+              <w:t xml:space="preserve">0.4</w:t>
             </w:r>
           </w:p>
         </w:tc>
@@ -1742,7 +1742,7 @@
       </w:tr>
     </w:tbl>
     <w:bookmarkEnd w:id="19"/>
-    <w:bookmarkStart w:id="51" w:name="X5dda2b241dc00e3ec14c03b46419d3c5696914f"/>
+    <w:bookmarkStart w:id="52" w:name="X5dda2b241dc00e3ec14c03b46419d3c5696914f"/>
     <w:p>
       <w:pPr>
         <w:pStyle w:val="Heading2"/>
@@ -5255,7 +5255,7 @@
       </w:tr>
     </w:tbl>
     <w:bookmarkEnd w:id="34"/>
-    <w:bookmarkStart w:id="38" w:name="Xc20cd5b2358c935dcca79478583e1d8e67e5ec7"/>
+    <w:bookmarkStart w:id="39" w:name="Xc20cd5b2358c935dcca79478583e1d8e67e5ec7"/>
     <w:p>
       <w:pPr>
         <w:pStyle w:val="Heading3"/>
@@ -5264,7 +5264,7 @@
         <w:t xml:space="preserve">3.4 Interface requirements</w:t>
       </w:r>
     </w:p>
-    <w:bookmarkStart w:id="35" w:name="X627f400d9f6722c0c2a49bf3eebef24320554b6"/>
+    <w:bookmarkStart w:id="36" w:name="X627f400d9f6722c0c2a49bf3eebef24320554b6"/>
     <w:p>
       <w:pPr>
         <w:pStyle w:val="Heading4"/>
@@ -5287,8 +5287,30 @@
         <w:t xml:space="preserve">Rendered in a current desktop browser. No mobile layout is provided.</w:t>
       </w:r>
     </w:p>
-    <w:bookmarkEnd w:id="35"/>
-    <w:bookmarkStart w:id="36" w:name="Xc6640bf348c065297e2346465fa642f8a7b3c0c"/>
+    <w:p>
+      <w:pPr>
+        <w:pStyle w:val="BodyText"/>
+      </w:pPr>
+      <w:r>
+        <w:t xml:space="preserve">The screen inventory, wireframes, state coverage, and element-to-requirement traceability are in</w:t>
+      </w:r>
+      <w:r>
+        <w:t xml:space="preserve"> </w:t>
+      </w:r>
+      <w:hyperlink r:id="rId35">
+        <w:r>
+          <w:rPr>
+            <w:rStyle w:val="Hyperlink"/>
+          </w:rPr>
+          <w:t xml:space="preserve">NOVA-UI-001</w:t>
+        </w:r>
+      </w:hyperlink>
+      <w:r>
+        <w:t xml:space="preserve">.</w:t>
+      </w:r>
+    </w:p>
+    <w:bookmarkEnd w:id="36"/>
+    <w:bookmarkStart w:id="37" w:name="Xc6640bf348c065297e2346465fa642f8a7b3c0c"/>
     <w:p>
       <w:pPr>
         <w:pStyle w:val="Heading4"/>
@@ -5522,8 +5544,8 @@
         </w:tc>
       </w:tr>
     </w:tbl>
-    <w:bookmarkEnd w:id="36"/>
-    <w:bookmarkStart w:id="37" w:name="Xd670f48a0c2e3838f62bdcf3736a4474d60d65f"/>
+    <w:bookmarkEnd w:id="37"/>
+    <w:bookmarkStart w:id="38" w:name="Xd670f48a0c2e3838f62bdcf3736a4474d60d65f"/>
     <w:p>
       <w:pPr>
         <w:pStyle w:val="Heading4"/>
@@ -5552,9 +5574,9 @@
         <w:t xml:space="preserve">token and timing telemetry.</w:t>
       </w:r>
     </w:p>
-    <w:bookmarkEnd w:id="37"/>
     <w:bookmarkEnd w:id="38"/>
-    <w:bookmarkStart w:id="41" w:name="X5186f755aa9d513905c562c5a506aba4be5b3e2"/>
+    <w:bookmarkEnd w:id="39"/>
+    <w:bookmarkStart w:id="42" w:name="X5186f755aa9d513905c562c5a506aba4be5b3e2"/>
     <w:p>
       <w:pPr>
         <w:pStyle w:val="Heading3"/>
@@ -5563,7 +5585,7 @@
         <w:t xml:space="preserve">3.5 System operations</w:t>
       </w:r>
     </w:p>
-    <w:bookmarkStart w:id="39" w:name="Xd0629bd96af55a68172962e5050289e9d10eb81"/>
+    <w:bookmarkStart w:id="40" w:name="Xd0629bd96af55a68172962e5050289e9d10eb81"/>
     <w:p>
       <w:pPr>
         <w:pStyle w:val="Heading4"/>
@@ -5698,8 +5720,8 @@
         <w:t xml:space="preserve">are shown as applied lessons.</w:t>
       </w:r>
     </w:p>
-    <w:bookmarkEnd w:id="39"/>
-    <w:bookmarkStart w:id="40" w:name="Xe958f51c32d36e5daf54445e1f61e3e052dffba"/>
+    <w:bookmarkEnd w:id="40"/>
+    <w:bookmarkStart w:id="41" w:name="Xe958f51c32d36e5daf54445e1f61e3e052dffba"/>
     <w:p>
       <w:pPr>
         <w:pStyle w:val="Heading4"/>
@@ -6178,9 +6200,9 @@
         </w:tc>
       </w:tr>
     </w:tbl>
-    <w:bookmarkEnd w:id="40"/>
     <w:bookmarkEnd w:id="41"/>
-    <w:bookmarkStart w:id="42" w:name="Xe26705287717f37f1a727500b4e0d65a7d6502c"/>
+    <w:bookmarkEnd w:id="42"/>
+    <w:bookmarkStart w:id="43" w:name="Xe26705287717f37f1a727500b4e0d65a7d6502c"/>
     <w:p>
       <w:pPr>
         <w:pStyle w:val="Heading3"/>
@@ -6715,8 +6737,8 @@
         <w:t xml:space="preserve">requires an associated passing evaluation run.</w:t>
       </w:r>
     </w:p>
-    <w:bookmarkEnd w:id="42"/>
-    <w:bookmarkStart w:id="43" w:name="Xd58fbc5da812ef4aeed92551d021be9d2877e42"/>
+    <w:bookmarkEnd w:id="43"/>
+    <w:bookmarkStart w:id="44" w:name="Xd58fbc5da812ef4aeed92551d021be9d2877e42"/>
     <w:p>
       <w:pPr>
         <w:pStyle w:val="Heading3"/>
@@ -6733,8 +6755,8 @@
         <w:t xml:space="preserve">Not applicable. NOVA is a software-only product with no hardware deliverable.</w:t>
       </w:r>
     </w:p>
-    <w:bookmarkEnd w:id="43"/>
-    <w:bookmarkStart w:id="44" w:name="Xb4a945eed1c8da008b9c0663e5b2e4c8b54ee32"/>
+    <w:bookmarkEnd w:id="44"/>
+    <w:bookmarkStart w:id="45" w:name="Xb4a945eed1c8da008b9c0663e5b2e4c8b54ee32"/>
     <w:p>
       <w:pPr>
         <w:pStyle w:val="Heading3"/>
@@ -6763,8 +6785,8 @@
         <w:t xml:space="preserve">humidity, shock, or electromagnetic environment.</w:t>
       </w:r>
     </w:p>
-    <w:bookmarkEnd w:id="44"/>
-    <w:bookmarkStart w:id="46" w:name="X77f9157cc61bb1ddeaf6be6e51434d62510028b"/>
+    <w:bookmarkEnd w:id="45"/>
+    <w:bookmarkStart w:id="47" w:name="X77f9157cc61bb1ddeaf6be6e51434d62510028b"/>
     <w:p>
       <w:pPr>
         <w:pStyle w:val="Heading3"/>
@@ -7218,7 +7240,7 @@
       <w:r>
         <w:t xml:space="preserve"> </w:t>
       </w:r>
-      <w:hyperlink r:id="rId45">
+      <w:hyperlink r:id="rId46">
         <w:r>
           <w:rPr>
             <w:rStyle w:val="Hyperlink"/>
@@ -7230,8 +7252,8 @@
         <w:t xml:space="preserve">.</w:t>
       </w:r>
     </w:p>
-    <w:bookmarkEnd w:id="46"/>
-    <w:bookmarkStart w:id="47" w:name="Xc64d93db99a58f6923b40111bc4bc46ff54a52c"/>
+    <w:bookmarkEnd w:id="47"/>
+    <w:bookmarkStart w:id="48" w:name="Xc64d93db99a58f6923b40111bc4bc46ff54a52c"/>
     <w:p>
       <w:pPr>
         <w:pStyle w:val="Heading3"/>
@@ -7500,8 +7522,8 @@
         </w:tc>
       </w:tr>
     </w:tbl>
-    <w:bookmarkEnd w:id="47"/>
-    <w:bookmarkStart w:id="48" w:name="X63a2dfbb8846fb77e2b21eb65fc7410de88c083"/>
+    <w:bookmarkEnd w:id="48"/>
+    <w:bookmarkStart w:id="49" w:name="X63a2dfbb8846fb77e2b21eb65fc7410de88c083"/>
     <w:p>
       <w:pPr>
         <w:pStyle w:val="Heading3"/>
@@ -7536,8 +7558,8 @@
         <w:t xml:space="preserve">enter the system.</w:t>
       </w:r>
     </w:p>
-    <w:bookmarkEnd w:id="48"/>
-    <w:bookmarkStart w:id="49" w:name="X74ccfddd906ed8f08e9f1867b159f4a3e10fd0d"/>
+    <w:bookmarkEnd w:id="49"/>
+    <w:bookmarkStart w:id="50" w:name="X74ccfddd906ed8f08e9f1867b159f4a3e10fd0d"/>
     <w:p>
       <w:pPr>
         <w:pStyle w:val="Heading3"/>
@@ -7736,8 +7758,8 @@
         </w:tc>
       </w:tr>
     </w:tbl>
-    <w:bookmarkEnd w:id="49"/>
-    <w:bookmarkStart w:id="50" w:name="Xee54cbfa69eef1c6d20e86da535e246aeace0fc"/>
+    <w:bookmarkEnd w:id="50"/>
+    <w:bookmarkStart w:id="51" w:name="Xee54cbfa69eef1c6d20e86da535e246aeace0fc"/>
     <w:p>
       <w:pPr>
         <w:pStyle w:val="Heading3"/>
@@ -7754,9 +7776,9 @@
         <w:t xml:space="preserve">Not applicable.</w:t>
       </w:r>
     </w:p>
-    <w:bookmarkEnd w:id="50"/>
     <w:bookmarkEnd w:id="51"/>
-    <w:bookmarkStart w:id="52" w:name="X7b2f0bc6051fb8ca69c420c638e30bf16fd9177"/>
+    <w:bookmarkEnd w:id="52"/>
+    <w:bookmarkStart w:id="53" w:name="X7b2f0bc6051fb8ca69c420c638e30bf16fd9177"/>
     <w:p>
       <w:pPr>
         <w:pStyle w:val="Heading2"/>
@@ -8448,8 +8470,8 @@
         <w:t xml:space="preserve">method and the results are recorded.</w:t>
       </w:r>
     </w:p>
-    <w:bookmarkEnd w:id="52"/>
-    <w:bookmarkStart w:id="53" w:name="appendix-a-assumptions-and-dependencies"/>
+    <w:bookmarkEnd w:id="53"/>
+    <w:bookmarkStart w:id="54" w:name="appendix-a-assumptions-and-dependencies"/>
     <w:p>
       <w:pPr>
         <w:pStyle w:val="Heading2"/>
@@ -8939,8 +8961,8 @@
         </w:tc>
       </w:tr>
     </w:tbl>
-    <w:bookmarkEnd w:id="53"/>
-    <w:bookmarkStart w:id="54" w:name="appendix-b-acronyms-and-abbreviations"/>
+    <w:bookmarkEnd w:id="54"/>
+    <w:bookmarkStart w:id="55" w:name="appendix-b-acronyms-and-abbreviations"/>
     <w:p>
       <w:pPr>
         <w:pStyle w:val="Heading2"/>
@@ -9306,8 +9328,8 @@
         </w:pict>
       </w:r>
     </w:p>
-    <w:bookmarkEnd w:id="54"/>
-    <w:bookmarkStart w:id="55" w:name="revision-history"/>
+    <w:bookmarkEnd w:id="55"/>
+    <w:bookmarkStart w:id="56" w:name="revision-history"/>
     <w:p>
       <w:pPr>
         <w:pStyle w:val="Heading2"/>
@@ -9515,9 +9537,55 @@
           </w:p>
         </w:tc>
       </w:tr>
+      <w:tr>
+        <w:tc>
+          <w:tcPr/>
+          <w:p>
+            <w:pPr>
+              <w:pStyle w:val="Compact"/>
+            </w:pPr>
+            <w:r>
+              <w:t xml:space="preserve">0.4</w:t>
+            </w:r>
+          </w:p>
+        </w:tc>
+        <w:tc>
+          <w:tcPr/>
+          <w:p>
+            <w:pPr>
+              <w:pStyle w:val="Compact"/>
+            </w:pPr>
+            <w:r>
+              <w:t xml:space="preserve">2026-09-08</w:t>
+            </w:r>
+          </w:p>
+        </w:tc>
+        <w:tc>
+          <w:tcPr/>
+          <w:p>
+            <w:pPr>
+              <w:pStyle w:val="Compact"/>
+            </w:pPr>
+            <w:r>
+              <w:t xml:space="preserve">Laxmi Poudel</w:t>
+            </w:r>
+          </w:p>
+        </w:tc>
+        <w:tc>
+          <w:tcPr/>
+          <w:p>
+            <w:pPr>
+              <w:pStyle w:val="Compact"/>
+            </w:pPr>
+            <w:r>
+              <w:t xml:space="preserve">Section 3.4.1 points to NOVA-UI-001</w:t>
+            </w:r>
+          </w:p>
+        </w:tc>
+      </w:tr>
     </w:tbl>
-    <w:bookmarkEnd w:id="55"/>
     <w:bookmarkEnd w:id="56"/>
+    <w:bookmarkEnd w:id="57"/>
     <w:sectPr>
       <w:footnotePr>
         <w:numRestart w:val="eachSect"/>
@@ -10375,7 +10443,7 @@
     <w:basedOn w:val="BodyTextChar"/>
     <w:rPr>
       <w:rFonts w:ascii="Consolas" w:hAnsi="Consolas"/>
-      <w:sz w:val="22"/>
+      <w:sz w:val="18"/>
     </w:rPr>
   </w:style>
   <w:style w:customStyle="1" w:styleId="SectionNumber" w:type="character">
